--- a/dev/checklists/placement/校本學位分配政策文件要求清單_DRAFT.docx
+++ b/dev/checklists/placement/校本學位分配政策文件要求清單_DRAFT.docx
@@ -241,7 +241,7 @@
             </w:tcMar>
           </w:tcPr>
           <w:p>
-            <w:hyperlink w:history="1" r:id="rId_0qf-smbuvv07nz7go5qm">
+            <w:hyperlink w:history="1" r:id="rId8kx9upvbz1l5w5va5fb-l">
               <w:r>
                 <w:rPr>
                   <w:rStyle w:val="Hyperlink"/>
@@ -327,7 +327,7 @@
             </w:tcMar>
           </w:tcPr>
           <w:p>
-            <w:hyperlink w:history="1" r:id="rId2lij39gbyy3ngq8rn7l2m">
+            <w:hyperlink w:history="1" r:id="rIda_grwrjdwbnht_rexkjcg">
               <w:r>
                 <w:rPr>
                   <w:rStyle w:val="Hyperlink"/>
@@ -413,7 +413,7 @@
             </w:tcMar>
           </w:tcPr>
           <w:p>
-            <w:hyperlink w:history="1" r:id="rIdjugctmqgqys4hxwttnhqv">
+            <w:hyperlink w:history="1" r:id="rId6ynq5jw3szwsx-uxwdsow">
               <w:r>
                 <w:rPr>
                   <w:rStyle w:val="Hyperlink"/>
@@ -1629,7 +1629,7 @@
         </w:rPr>
         <w:t xml:space="preserve">出處：</w:t>
       </w:r>
-      <w:hyperlink w:history="1" r:id="rIdnrbh95obpefl5ugje5nyk">
+      <w:hyperlink w:history="1" r:id="rIdqupyov7ikgdnjqe4zclld">
         <w:r>
           <w:rPr>
             <w:rStyle w:val="Hyperlink"/>
@@ -1705,7 +1705,7 @@
         </w:rPr>
         <w:t xml:space="preserve">出處：</w:t>
       </w:r>
-      <w:hyperlink w:history="1" r:id="rIdou8shm5s3m2buqurwl0od">
+      <w:hyperlink w:history="1" r:id="rId9u80xsk8ccrk5vxtmbjtl">
         <w:r>
           <w:rPr>
             <w:rStyle w:val="Hyperlink"/>
@@ -1781,7 +1781,7 @@
         </w:rPr>
         <w:t xml:space="preserve">出處：</w:t>
       </w:r>
-      <w:hyperlink w:history="1" r:id="rIdq4yzbycsyrtbg0curbwdz">
+      <w:hyperlink w:history="1" r:id="rIdbsds1xgiebcrasnrrmy1k">
         <w:r>
           <w:rPr>
             <w:rStyle w:val="Hyperlink"/>
@@ -1857,7 +1857,7 @@
         </w:rPr>
         <w:t xml:space="preserve">出處：</w:t>
       </w:r>
-      <w:hyperlink w:history="1" r:id="rIdmpmhlohbvyzy9pc1q2xce">
+      <w:hyperlink w:history="1" r:id="rIdtiqsuxpkq9xxe0wzwspws">
         <w:r>
           <w:rPr>
             <w:rStyle w:val="Hyperlink"/>
@@ -1933,7 +1933,7 @@
         </w:rPr>
         <w:t xml:space="preserve">出處：</w:t>
       </w:r>
-      <w:hyperlink w:history="1" r:id="rId0tgitybkl0m3v2u_snsqu">
+      <w:hyperlink w:history="1" r:id="rIdcxfbubwwycjzlhvqhrjlg">
         <w:r>
           <w:rPr>
             <w:rStyle w:val="Hyperlink"/>
@@ -2009,7 +2009,7 @@
         </w:rPr>
         <w:t xml:space="preserve">出處：</w:t>
       </w:r>
-      <w:hyperlink w:history="1" r:id="rIdp3lktu_30lojdxfh4z0py">
+      <w:hyperlink w:history="1" r:id="rIdkqwf8k0_ecs-zd6xls6zu">
         <w:r>
           <w:rPr>
             <w:rStyle w:val="Hyperlink"/>
@@ -2101,7 +2101,7 @@
         </w:rPr>
         <w:t xml:space="preserve">出處：</w:t>
       </w:r>
-      <w:hyperlink w:history="1" r:id="rIdnxkq17ejuae7-dsbykacx">
+      <w:hyperlink w:history="1" r:id="rIdkvoeghprinnn2szbpjaab">
         <w:r>
           <w:rPr>
             <w:rStyle w:val="Hyperlink"/>
@@ -2177,7 +2177,7 @@
         </w:rPr>
         <w:t xml:space="preserve">出處：</w:t>
       </w:r>
-      <w:hyperlink w:history="1" r:id="rIdbh5bwemylwsapiin86n0r">
+      <w:hyperlink w:history="1" r:id="rId9p1wxtawipcdwnpe_jhc1">
         <w:r>
           <w:rPr>
             <w:rStyle w:val="Hyperlink"/>
@@ -2253,7 +2253,7 @@
         </w:rPr>
         <w:t xml:space="preserve">出處：</w:t>
       </w:r>
-      <w:hyperlink w:history="1" r:id="rIdo-1ooflkfhgkgi5xymx4n">
+      <w:hyperlink w:history="1" r:id="rIdcadnclbqwuwzv7te_ndst">
         <w:r>
           <w:rPr>
             <w:rStyle w:val="Hyperlink"/>
@@ -2329,7 +2329,7 @@
         </w:rPr>
         <w:t xml:space="preserve">出處：</w:t>
       </w:r>
-      <w:hyperlink w:history="1" r:id="rIdd2fs3k3u3luxhyxkwg6lm">
+      <w:hyperlink w:history="1" r:id="rIdv0pgol-nr0ymr_cyn9_30">
         <w:r>
           <w:rPr>
             <w:rStyle w:val="Hyperlink"/>
@@ -2405,7 +2405,7 @@
         </w:rPr>
         <w:t xml:space="preserve">出處：</w:t>
       </w:r>
-      <w:hyperlink w:history="1" r:id="rIdqczvfonj44whilponkwsj">
+      <w:hyperlink w:history="1" r:id="rId5a1aaynxz-em9m_l7kadj">
         <w:r>
           <w:rPr>
             <w:rStyle w:val="Hyperlink"/>
@@ -2497,7 +2497,7 @@
         </w:rPr>
         <w:t xml:space="preserve">出處：</w:t>
       </w:r>
-      <w:hyperlink w:history="1" r:id="rIdllalktm-jbrcxy-luaqll">
+      <w:hyperlink w:history="1" r:id="rIdouzck8n55lqgo_a0sbv_x">
         <w:r>
           <w:rPr>
             <w:rStyle w:val="Hyperlink"/>
@@ -2573,7 +2573,7 @@
         </w:rPr>
         <w:t xml:space="preserve">出處：</w:t>
       </w:r>
-      <w:hyperlink w:history="1" r:id="rIdq2vb_va7wtqffexonyrtt">
+      <w:hyperlink w:history="1" r:id="rIdb599z65kng4yt-eyj9oqw">
         <w:r>
           <w:rPr>
             <w:rStyle w:val="Hyperlink"/>
@@ -2649,7 +2649,7 @@
         </w:rPr>
         <w:t xml:space="preserve">出處：</w:t>
       </w:r>
-      <w:hyperlink w:history="1" r:id="rIdr4jvcejl9-vrwoslymhsz">
+      <w:hyperlink w:history="1" r:id="rIdffe_vmokzunxltqd53dr6">
         <w:r>
           <w:rPr>
             <w:rStyle w:val="Hyperlink"/>
@@ -2725,7 +2725,7 @@
         </w:rPr>
         <w:t xml:space="preserve">出處：</w:t>
       </w:r>
-      <w:hyperlink w:history="1" r:id="rIdjt3tckdcenb3897hnsof8">
+      <w:hyperlink w:history="1" r:id="rId_m-zlaqcy9czb3nimus3f">
         <w:r>
           <w:rPr>
             <w:rStyle w:val="Hyperlink"/>
@@ -2801,7 +2801,7 @@
         </w:rPr>
         <w:t xml:space="preserve">出處：</w:t>
       </w:r>
-      <w:hyperlink w:history="1" r:id="rIdheszzjdb4gc5bkmroqtr7">
+      <w:hyperlink w:history="1" r:id="rIdvw5zcxxysgrfcll1goovd">
         <w:r>
           <w:rPr>
             <w:rStyle w:val="Hyperlink"/>
@@ -2893,7 +2893,7 @@
         </w:rPr>
         <w:t xml:space="preserve">出處：</w:t>
       </w:r>
-      <w:hyperlink w:history="1" r:id="rIdllxwohwqd_zlak8hgolbp">
+      <w:hyperlink w:history="1" r:id="rIdyxe2d7rebcvl7fjele3-y">
         <w:r>
           <w:rPr>
             <w:rStyle w:val="Hyperlink"/>
@@ -2969,7 +2969,7 @@
         </w:rPr>
         <w:t xml:space="preserve">出處：</w:t>
       </w:r>
-      <w:hyperlink w:history="1" r:id="rIduhy2x3zxspae-b1htmnde">
+      <w:hyperlink w:history="1" r:id="rIdznzc26l-m0vbjtkostsoh">
         <w:r>
           <w:rPr>
             <w:rStyle w:val="Hyperlink"/>
@@ -3045,7 +3045,7 @@
         </w:rPr>
         <w:t xml:space="preserve">出處：</w:t>
       </w:r>
-      <w:hyperlink w:history="1" r:id="rIdg5b8lwzms-rswzxtg8rhy">
+      <w:hyperlink w:history="1" r:id="rIds8wpb6bozpkfzltnqmhga">
         <w:r>
           <w:rPr>
             <w:rStyle w:val="Hyperlink"/>
@@ -3121,7 +3121,7 @@
         </w:rPr>
         <w:t xml:space="preserve">出處：</w:t>
       </w:r>
-      <w:hyperlink w:history="1" r:id="rIdtcp-i6sg3ug3gcxwo7xcc">
+      <w:hyperlink w:history="1" r:id="rIdfvevlv6zat3fq34o6hfrd">
         <w:r>
           <w:rPr>
             <w:rStyle w:val="Hyperlink"/>
@@ -3213,7 +3213,7 @@
         </w:rPr>
         <w:t xml:space="preserve">出處：</w:t>
       </w:r>
-      <w:hyperlink w:history="1" r:id="rIdped0kahsy9dveswhaoa6c">
+      <w:hyperlink w:history="1" r:id="rIdjif-ezzar2emxfjv4krcb">
         <w:r>
           <w:rPr>
             <w:rStyle w:val="Hyperlink"/>
@@ -3289,7 +3289,7 @@
         </w:rPr>
         <w:t xml:space="preserve">出處：</w:t>
       </w:r>
-      <w:hyperlink w:history="1" r:id="rIdksnefsf0d7w8zmjm2kizh">
+      <w:hyperlink w:history="1" r:id="rIdosd9qjwufzcwjecjogjd5">
         <w:r>
           <w:rPr>
             <w:rStyle w:val="Hyperlink"/>
@@ -3365,7 +3365,7 @@
         </w:rPr>
         <w:t xml:space="preserve">出處：</w:t>
       </w:r>
-      <w:hyperlink w:history="1" r:id="rIdn1usnludnij2p2nwpowxb">
+      <w:hyperlink w:history="1" r:id="rIddve5d1nml9zdcxod2vlqe">
         <w:r>
           <w:rPr>
             <w:rStyle w:val="Hyperlink"/>
@@ -3457,7 +3457,7 @@
         </w:rPr>
         <w:t xml:space="preserve">出處：</w:t>
       </w:r>
-      <w:hyperlink w:history="1" r:id="rIda7astq70jzgbjer3pwfqy">
+      <w:hyperlink w:history="1" r:id="rIdcq3j0gecoziai2byeuf4h">
         <w:r>
           <w:rPr>
             <w:rStyle w:val="Hyperlink"/>
@@ -3533,7 +3533,7 @@
         </w:rPr>
         <w:t xml:space="preserve">出處：</w:t>
       </w:r>
-      <w:hyperlink w:history="1" r:id="rId_sd1ts93jfbkohifvj_tf">
+      <w:hyperlink w:history="1" r:id="rIdmofqvakdbzuzgtdo8gucs">
         <w:r>
           <w:rPr>
             <w:rStyle w:val="Hyperlink"/>
@@ -3609,7 +3609,7 @@
         </w:rPr>
         <w:t xml:space="preserve">出處：</w:t>
       </w:r>
-      <w:hyperlink w:history="1" r:id="rIdei3yg0ciz3oohd1a5phsf">
+      <w:hyperlink w:history="1" r:id="rIdqszbrjc9xjqjfesdn7zec">
         <w:r>
           <w:rPr>
             <w:rStyle w:val="Hyperlink"/>
@@ -3701,7 +3701,7 @@
         </w:rPr>
         <w:t xml:space="preserve">出處：</w:t>
       </w:r>
-      <w:hyperlink w:history="1" r:id="rId-amr2vlxjf0ugicwwsm1r">
+      <w:hyperlink w:history="1" r:id="rId-mzzildgkmjiapyodlf-w">
         <w:r>
           <w:rPr>
             <w:rStyle w:val="Hyperlink"/>
@@ -3777,7 +3777,7 @@
         </w:rPr>
         <w:t xml:space="preserve">出處：</w:t>
       </w:r>
-      <w:hyperlink w:history="1" r:id="rIdkdru5wxbfyblwrf8ja8x3">
+      <w:hyperlink w:history="1" r:id="rId5zjxdlqagfzvw4kn3qwk4">
         <w:r>
           <w:rPr>
             <w:rStyle w:val="Hyperlink"/>
@@ -3869,7 +3869,7 @@
         </w:rPr>
         <w:t xml:space="preserve">出處：</w:t>
       </w:r>
-      <w:hyperlink w:history="1" r:id="rIdk7zg2d2say9ox6_w4czb9">
+      <w:hyperlink w:history="1" r:id="rId46_ymdv3avd3zijqpagvy">
         <w:r>
           <w:rPr>
             <w:rStyle w:val="Hyperlink"/>
@@ -3945,7 +3945,7 @@
         </w:rPr>
         <w:t xml:space="preserve">出處：</w:t>
       </w:r>
-      <w:hyperlink w:history="1" r:id="rIdzeztote0hfljhno3wrtp9">
+      <w:hyperlink w:history="1" r:id="rIdkaldzytv0toaf9jw2xld5">
         <w:r>
           <w:rPr>
             <w:rStyle w:val="Hyperlink"/>
@@ -4037,7 +4037,7 @@
         </w:rPr>
         <w:t xml:space="preserve">出處：</w:t>
       </w:r>
-      <w:hyperlink w:history="1" r:id="rIdcddmcvfsl7nzrizwc0iya">
+      <w:hyperlink w:history="1" r:id="rIddyh3wp9ist1nyodnwzkjl">
         <w:r>
           <w:rPr>
             <w:rStyle w:val="Hyperlink"/>
@@ -4113,7 +4113,7 @@
         </w:rPr>
         <w:t xml:space="preserve">出處：</w:t>
       </w:r>
-      <w:hyperlink w:history="1" r:id="rIdskyvzdgu7_tntupijflfr">
+      <w:hyperlink w:history="1" r:id="rIdj80t9wxpafu7sftgcun4p">
         <w:r>
           <w:rPr>
             <w:rStyle w:val="Hyperlink"/>
@@ -4205,7 +4205,7 @@
         </w:rPr>
         <w:t xml:space="preserve">出處：</w:t>
       </w:r>
-      <w:hyperlink w:history="1" r:id="rId57pw8wivviqbdzbubq_zs">
+      <w:hyperlink w:history="1" r:id="rId0j05gk-beeoa-ct1enuxc">
         <w:r>
           <w:rPr>
             <w:rStyle w:val="Hyperlink"/>
@@ -4281,7 +4281,7 @@
         </w:rPr>
         <w:t xml:space="preserve">出處：</w:t>
       </w:r>
-      <w:hyperlink w:history="1" r:id="rIdmjbbaclfx-fzwmc4yoxsk">
+      <w:hyperlink w:history="1" r:id="rIdkogjlabluwk9atqpek2cu">
         <w:r>
           <w:rPr>
             <w:rStyle w:val="Hyperlink"/>
@@ -4373,7 +4373,7 @@
         </w:rPr>
         <w:t xml:space="preserve">出處：</w:t>
       </w:r>
-      <w:hyperlink w:history="1" r:id="rIdmoihiefum-aqd-jzyuqt6">
+      <w:hyperlink w:history="1" r:id="rId-ch137xqe7aqr-ggoinqc">
         <w:r>
           <w:rPr>
             <w:rStyle w:val="Hyperlink"/>
@@ -4465,7 +4465,7 @@
         </w:rPr>
         <w:t xml:space="preserve">出處：</w:t>
       </w:r>
-      <w:hyperlink w:history="1" r:id="rIdiyjoitcqvlztlss6ig2sh">
+      <w:hyperlink w:history="1" r:id="rId_2vljygrbumbir4_bt6d-">
         <w:r>
           <w:rPr>
             <w:rStyle w:val="Hyperlink"/>
